--- a/applications/Volvo_CE_Mechanical_Design_Engineer_Base_Engine/Arunabha_Majumder_Volvo_CE_CV.docx
+++ b/applications/Volvo_CE_Mechanical_Design_Engineer_Base_Engine/Arunabha_Majumder_Volvo_CE_CV.docx
@@ -345,7 +345,7 @@
         <w:spacing w:after="40"/>
       </w:pPr>
       <w:r>
-        <w:t>Estimated tip force on a 5-bar parallel robot from its variable-stiffness actuators (within 10% RMS error vs a force sensor), so no extra sensor was needed; built an Arduino-based trigger to sync robot motion with Qualisys cameras for arm impedance tests (6 participants).</w:t>
+        <w:t>Estimated tip force on a 5-bar parallel robot from its variable-stiffness actuators (within 10% RMS error vs a force sensor), so no extra sensor was needed; implemented an Arduino-based trigger to sync robot motion with Qualisys cameras for arm impedance tests (6 participants).</w:t>
       </w:r>
     </w:p>
     <w:p>

--- a/applications/Volvo_CE_Mechanical_Design_Engineer_Base_Engine/Arunabha_Majumder_Volvo_CE_CV.docx
+++ b/applications/Volvo_CE_Mechanical_Design_Engineer_Base_Engine/Arunabha_Majumder_Volvo_CE_CV.docx
@@ -134,7 +134,7 @@
           <w:b w:val="0"/>
           <w:i w:val="0"/>
         </w:rPr>
-        <w:t>Mechanical design engineer who turns ideas into 3D models, drawings, prototypes and engineering reports. For 3 years I have owned the mechanical design of a motor-assisted shoulder exoskeleton, from concept to tested hardware, including stiffness analysis in SolidWorks and design optimisation with a genetic algorithm. I work well across disciplines and explain designs clearly with sketches and reports. PhD in Mechatronics and Robotics at Aalborg University (thesis expected March).</w:t>
+        <w:t>Mechanical design engineer who turns ideas into 3D models, drawings, prototypes and engineering reports. For 3 years I have owned the mechanical design of a motor-assisted shoulder exoskeleton, from concept to tested hardware, including design optimisation with a genetic algorithm and stiffness tests on a physical test setup. I work well across disciplines and explain designs clearly with sketches and reports. PhD in Mechatronics and Robotics at Aalborg University (thesis expected March).</w:t>
       </w:r>
     </w:p>
     <w:p>
@@ -309,7 +309,7 @@
         <w:spacing w:after="40"/>
       </w:pPr>
       <w:r>
-        <w:t>Optimised the exoskeleton design with a genetic algorithm and checked part stiffness with stiffness analysis in SolidWorks.</w:t>
+        <w:t>Optimised the exoskeleton design with a genetic algorithm and measured the stiffness it provides on a physical test setup.</w:t>
       </w:r>
     </w:p>
     <w:p>
